--- a/02-train-from-scratch/notes/alignment.docx
+++ b/02-train-from-scratch/notes/alignment.docx
@@ -12,7 +12,7 @@
           <w:rFonts w:ascii="Times New Roman" w:hAnsi="Times New Roman" w:eastAsia="微软雅黑"/>
           <w:b/>
           <w:i w:val="0"/>
-          <w:color w:val="1F3964"/>
+          <w:color w:val="4E7EBA"/>
           <w:sz w:val="40"/>
         </w:rPr>
         <w:t>对齐算法推导：SFT 损失 · PPO/RLHF · DPO 闭式解 · GRPO</w:t>
@@ -166,7 +166,7 @@
           <w:rFonts w:ascii="Times New Roman" w:hAnsi="Times New Roman" w:eastAsia="微软雅黑"/>
           <w:b/>
           <w:i w:val="0"/>
-          <w:color w:val="1F3964"/>
+          <w:color w:val="4E7EBA"/>
           <w:sz w:val="32"/>
         </w:rPr>
         <w:t>1. SFT：为什么只对 response 算 loss</w:t>
@@ -182,7 +182,7 @@
           <w:rFonts w:ascii="Times New Roman" w:hAnsi="Times New Roman" w:eastAsia="微软雅黑"/>
           <w:b/>
           <w:i w:val="0"/>
-          <w:color w:val="1F3964"/>
+          <w:color w:val="4E7EBA"/>
           <w:sz w:val="27"/>
         </w:rPr>
         <w:t>1.1 目标函数</w:t>
@@ -285,7 +285,7 @@
           <w:rFonts w:ascii="Times New Roman" w:hAnsi="Times New Roman" w:eastAsia="微软雅黑"/>
           <w:b/>
           <w:i w:val="0"/>
-          <w:color w:val="1F3964"/>
+          <w:color w:val="4E7EBA"/>
           <w:sz w:val="27"/>
         </w:rPr>
         <w:t>1.2 为什么要把 prompt 段 mask 掉</w:t>
@@ -385,7 +385,7 @@
           <w:rFonts w:ascii="Times New Roman" w:hAnsi="Times New Roman" w:eastAsia="微软雅黑"/>
           <w:b/>
           <w:i w:val="0"/>
-          <w:color w:val="1F3964"/>
+          <w:color w:val="4E7EBA"/>
           <w:sz w:val="27"/>
         </w:rPr>
         <w:t>1.3 本项目对照</w:t>
@@ -491,7 +491,7 @@
           <w:rFonts w:ascii="Times New Roman" w:hAnsi="Times New Roman" w:eastAsia="微软雅黑"/>
           <w:b/>
           <w:i w:val="0"/>
-          <w:color w:val="1F3964"/>
+          <w:color w:val="4E7EBA"/>
           <w:sz w:val="32"/>
         </w:rPr>
         <w:t>2. PPO / RLHF：四模型协作，以及为什么不稳定</w:t>
@@ -507,7 +507,7 @@
           <w:rFonts w:ascii="Times New Roman" w:hAnsi="Times New Roman" w:eastAsia="微软雅黑"/>
           <w:b/>
           <w:i w:val="0"/>
-          <w:color w:val="1F3964"/>
+          <w:color w:val="4E7EBA"/>
           <w:sz w:val="27"/>
         </w:rPr>
         <w:t>2.1 三个阶段与四个模型</w:t>
@@ -853,7 +853,7 @@
           <w:rFonts w:ascii="Times New Roman" w:hAnsi="Times New Roman" w:eastAsia="微软雅黑"/>
           <w:b/>
           <w:i w:val="0"/>
-          <w:color w:val="1F3964"/>
+          <w:color w:val="4E7EBA"/>
           <w:sz w:val="27"/>
         </w:rPr>
         <w:t>2.2 带 KL 约束的 RL 目标</w:t>
@@ -913,7 +913,7 @@
           <w:rFonts w:ascii="Times New Roman" w:hAnsi="Times New Roman" w:eastAsia="微软雅黑"/>
           <w:b/>
           <w:i w:val="0"/>
-          <w:color w:val="1F3964"/>
+          <w:color w:val="4E7EBA"/>
           <w:sz w:val="27"/>
         </w:rPr>
         <w:t>2.3 为什么 PPO 难调（工程上的四座大山）</w:t>
@@ -1102,7 +1102,7 @@
           <w:rFonts w:ascii="Times New Roman" w:hAnsi="Times New Roman" w:eastAsia="微软雅黑"/>
           <w:b/>
           <w:i w:val="0"/>
-          <w:color w:val="1F3964"/>
+          <w:color w:val="4E7EBA"/>
           <w:sz w:val="32"/>
         </w:rPr>
         <w:t>3. DPO（重点）：怎么把一个 RL 目标变成一个分类损失</w:t>
@@ -1118,7 +1118,7 @@
           <w:rFonts w:ascii="Times New Roman" w:hAnsi="Times New Roman" w:eastAsia="微软雅黑"/>
           <w:b/>
           <w:i w:val="0"/>
-          <w:color w:val="1F3964"/>
+          <w:color w:val="4E7EBA"/>
           <w:sz w:val="27"/>
         </w:rPr>
         <w:t>3.1 关键一步：先解出 KL 约束目标的最优策略</w:t>
@@ -1228,7 +1228,7 @@
           <w:rFonts w:ascii="Times New Roman" w:hAnsi="Times New Roman" w:eastAsia="微软雅黑"/>
           <w:b/>
           <w:i w:val="0"/>
-          <w:color w:val="1F3964"/>
+          <w:color w:val="4E7EBA"/>
           <w:sz w:val="27"/>
         </w:rPr>
         <w:t>3.2 构造偏好对，得到 DPO 损失</w:t>
@@ -1378,7 +1378,7 @@
           <w:rFonts w:ascii="Times New Roman" w:hAnsi="Times New Roman" w:eastAsia="微软雅黑"/>
           <w:b/>
           <w:i w:val="0"/>
-          <w:color w:val="1F3964"/>
+          <w:color w:val="4E7EBA"/>
           <w:sz w:val="27"/>
         </w:rPr>
         <w:t>3.3 为什么初始 loss 一定是 0.693</w:t>
@@ -1486,7 +1486,7 @@
           <w:rFonts w:ascii="Times New Roman" w:hAnsi="Times New Roman" w:eastAsia="微软雅黑"/>
           <w:b/>
           <w:i w:val="0"/>
-          <w:color w:val="1F3964"/>
+          <w:color w:val="4E7EBA"/>
           <w:sz w:val="27"/>
         </w:rPr>
         <w:t>3.4 β 的作用与本项目取值</w:t>
@@ -1611,7 +1611,7 @@
           <w:rFonts w:ascii="Times New Roman" w:hAnsi="Times New Roman" w:eastAsia="微软雅黑"/>
           <w:b/>
           <w:i w:val="0"/>
-          <w:color w:val="1F3964"/>
+          <w:color w:val="4E7EBA"/>
           <w:sz w:val="32"/>
         </w:rPr>
         <w:t>4. GRPO：用"组内比较"替掉 critic</w:t>
@@ -1627,7 +1627,7 @@
           <w:rFonts w:ascii="Times New Roman" w:hAnsi="Times New Roman" w:eastAsia="微软雅黑"/>
           <w:b/>
           <w:i w:val="0"/>
-          <w:color w:val="1F3964"/>
+          <w:color w:val="4E7EBA"/>
           <w:sz w:val="27"/>
         </w:rPr>
         <w:t>4.1 PPO 的 critic 想解决什么</w:t>
@@ -1694,7 +1694,7 @@
           <w:rFonts w:ascii="Times New Roman" w:hAnsi="Times New Roman" w:eastAsia="微软雅黑"/>
           <w:b/>
           <w:i w:val="0"/>
-          <w:color w:val="1F3964"/>
+          <w:color w:val="4E7EBA"/>
           <w:sz w:val="27"/>
         </w:rPr>
         <w:t>4.2 GRPO 的核心：同题采样 G 个，用组内均值当基线</w:t>
@@ -1864,7 +1864,7 @@
           <w:rFonts w:ascii="Times New Roman" w:hAnsi="Times New Roman" w:eastAsia="微软雅黑"/>
           <w:b/>
           <w:i w:val="0"/>
-          <w:color w:val="1F3964"/>
+          <w:color w:val="4E7EBA"/>
           <w:sz w:val="27"/>
         </w:rPr>
         <w:t>4.3 目标函数：PPO clip + 到参考模型的 KL</w:t>
@@ -1924,7 +1924,7 @@
           <w:rFonts w:ascii="Times New Roman" w:hAnsi="Times New Roman" w:eastAsia="微软雅黑"/>
           <w:b/>
           <w:i w:val="0"/>
-          <w:color w:val="1F3964"/>
+          <w:color w:val="4E7EBA"/>
           <w:sz w:val="27"/>
         </w:rPr>
         <w:t>4.4 三个必须理解的推论（本项目都踩到了）</w:t>
@@ -2057,7 +2057,7 @@
           <w:rFonts w:ascii="Times New Roman" w:hAnsi="Times New Roman" w:eastAsia="微软雅黑"/>
           <w:b/>
           <w:i w:val="0"/>
-          <w:color w:val="1F3964"/>
+          <w:color w:val="4E7EBA"/>
           <w:sz w:val="27"/>
         </w:rPr>
         <w:t>4.5 GRPO vs PPO 一览</w:t>
@@ -2466,7 +2466,7 @@
           <w:rFonts w:ascii="Times New Roman" w:hAnsi="Times New Roman" w:eastAsia="微软雅黑"/>
           <w:b/>
           <w:i w:val="0"/>
-          <w:color w:val="1F3964"/>
+          <w:color w:val="4E7EBA"/>
           <w:sz w:val="32"/>
         </w:rPr>
         <w:t>5. 四种对齐方式横向串讲</w:t>
@@ -3580,7 +3580,7 @@
       <w:rFonts w:asciiTheme="majorHAnsi" w:eastAsiaTheme="majorEastAsia" w:hAnsiTheme="majorHAnsi" w:cstheme="majorBidi" w:eastAsia="微软雅黑"/>
       <w:b/>
       <w:bCs/>
-      <w:color w:val="365F91" w:themeColor="accent1" w:themeShade="BF"/>
+      <w:color w:val="4E7EBA"/>
       <w:sz w:val="28"/>
       <w:szCs w:val="28"/>
     </w:rPr>
@@ -3604,7 +3604,7 @@
       <w:rFonts w:asciiTheme="majorHAnsi" w:eastAsiaTheme="majorEastAsia" w:hAnsiTheme="majorHAnsi" w:cstheme="majorBidi" w:eastAsia="微软雅黑"/>
       <w:b/>
       <w:bCs/>
-      <w:color w:val="4F81BD" w:themeColor="accent1"/>
+      <w:color w:val="4E7EBA"/>
       <w:sz w:val="26"/>
       <w:szCs w:val="26"/>
     </w:rPr>
@@ -3628,7 +3628,7 @@
       <w:rFonts w:asciiTheme="majorHAnsi" w:eastAsiaTheme="majorEastAsia" w:hAnsiTheme="majorHAnsi" w:cstheme="majorBidi" w:eastAsia="微软雅黑"/>
       <w:b/>
       <w:bCs/>
-      <w:color w:val="4F81BD" w:themeColor="accent1"/>
+      <w:color w:val="4E7EBA"/>
     </w:rPr>
   </w:style>
   <w:style w:type="paragraph" w:styleId="Heading4">
@@ -3653,7 +3653,7 @@
       <w:bCs/>
       <w:i/>
       <w:iCs/>
-      <w:color w:val="4F81BD" w:themeColor="accent1"/>
+      <w:color w:val="4E7EBA"/>
     </w:rPr>
   </w:style>
   <w:style w:type="paragraph" w:styleId="Heading5">
